--- a/src/OpenXmlHtml.Tests/WordNestedComboTests.NestedCombinations.DotNet.verified.docx
+++ b/src/OpenXmlHtml.Tests/WordNestedComboTests.NestedCombinations.DotNet.verified.docx
@@ -1183,13 +1183,19 @@
     </w:p>
     <w:p>
       <w:pPr>
+        <w:pBdr>
+          <w:top w:val="single" w:color="CCCCCC" w:sz="6" w:space="1"/>
+          <w:left w:val="single" w:color="CCCCCC" w:sz="6" w:space="1"/>
+          <w:bottom w:val="single" w:color="CCCCCC" w:sz="6" w:space="1"/>
+          <w:right w:val="single" w:color="CCCCCC" w:sz="6" w:space="1"/>
+        </w:pBdr>
+        <w:shd w:val="clear" w:fill="F0F0F0"/>
         <w:spacing w:line="432" w:lineRule="auto"/>
-        <w:ind w:firstLine="720"/>
+        <w:ind w:left="480" w:right="480" w:firstLine="720"/>
         <w:jc w:val="both"/>
       </w:pPr>
       <w:r>
         <w:rPr>
-          <w:bdr w:val="single" w:color="CCCCCC" w:sz="6" w:space="1"/>
           <w:shd w:val="clear" w:fill="F0F0F0"/>
         </w:rPr>
         <w:t xml:space="preserve"> Indented, justified, 1.8 line-height with </w:t>
@@ -1197,14 +1203,12 @@
       <w:r>
         <w:rPr>
           <w:b/>
-          <w:bdr w:val="single" w:color="CCCCCC" w:sz="6" w:space="1"/>
           <w:shd w:val="clear" w:fill="F0F0F0"/>
         </w:rPr>
         <w:t xml:space="preserve">bold</w:t>
       </w:r>
       <w:r>
         <w:rPr>
-          <w:bdr w:val="single" w:color="CCCCCC" w:sz="6" w:space="1"/>
           <w:shd w:val="clear" w:fill="F0F0F0"/>
         </w:rPr>
         <w:t xml:space="preserve">, </w:t>
@@ -1212,14 +1216,12 @@
       <w:r>
         <w:rPr>
           <w:i/>
-          <w:bdr w:val="single" w:color="CCCCCC" w:sz="6" w:space="1"/>
           <w:shd w:val="clear" w:fill="F0F0F0"/>
         </w:rPr>
         <w:t xml:space="preserve">italic</w:t>
       </w:r>
       <w:r>
         <w:rPr>
-          <w:bdr w:val="single" w:color="CCCCCC" w:sz="6" w:space="1"/>
           <w:shd w:val="clear" w:fill="F0F0F0"/>
         </w:rPr>
         <w:t xml:space="preserve">, and </w:t>
@@ -1228,14 +1230,12 @@
         <w:rPr>
           <w:rFonts w:ascii="Georgia" w:hAnsi="Georgia"/>
           <w:color w:val="000080"/>
-          <w:bdr w:val="single" w:color="CCCCCC" w:sz="6" w:space="1"/>
           <w:shd w:val="clear" w:fill="F0F0F0"/>
         </w:rPr>
         <w:t xml:space="preserve">navy Georgia span</w:t>
       </w:r>
       <w:r>
         <w:rPr>
-          <w:bdr w:val="single" w:color="CCCCCC" w:sz="6" w:space="1"/>
           <w:shd w:val="clear" w:fill="F0F0F0"/>
         </w:rPr>
         <w:t xml:space="preserve"> inside a bordered background div. </w:t>
@@ -1293,7 +1293,6 @@
             <w:r>
               <w:rPr>
                 <w:b/>
-                <w:bdr w:val="single" w:color="808080" w:sz="6" w:space="1"/>
                 <w:shd w:val="clear" w:fill="EEEEEE"/>
               </w:rPr>
               <w:t xml:space="preserve">Centered bold</w:t>
@@ -1303,7 +1302,6 @@
             <w:r>
               <w:rPr>
                 <w:sz w:val="19"/>
-                <w:bdr w:val="single" w:color="808080" w:sz="6" w:space="1"/>
                 <w:shd w:val="clear" w:fill="EEEEEE"/>
               </w:rPr>
               <w:t xml:space="preserve">With small text below</w:t>

--- a/src/OpenXmlHtml.Tests/WordNestedComboTests.NestedCombinations.DotNet.verified.docx
+++ b/src/OpenXmlHtml.Tests/WordNestedComboTests.NestedCombinations.DotNet.verified.docx
@@ -1019,8 +1019,9 @@
     </w:p>
     <w:p>
       <w:r>
-        <w:t xml:space="preserve">Line 1: plain
-Line 2: </w:t>
+        <w:t xml:space="preserve">Line 1: plain</w:t>
+        <w:br/>
+        <w:t xml:space="preserve">Line 2: </w:t>
       </w:r>
       <w:r>
         <w:rPr>
@@ -1029,8 +1030,8 @@
         <w:t xml:space="preserve">bold in pre</w:t>
       </w:r>
       <w:r>
-        <w:t xml:space="preserve">
-Line 3: </w:t>
+        <w:br/>
+        <w:t xml:space="preserve">Line 3: </w:t>
       </w:r>
       <w:r>
         <w:rPr>

--- a/src/OpenXmlHtml.Tests/WordNestedComboTests.NestedCombinations.DotNet.verified.docx
+++ b/src/OpenXmlHtml.Tests/WordNestedComboTests.NestedCombinations.DotNet.verified.docx
@@ -715,12 +715,62 @@
         <w:pStyle w:val="ListParagraph"/>
         <w:numPr>
           <w:ilvl w:val="0"/>
+          <w:numId w:val="9"/>
+        </w:numPr>
+        <w:contextualSpacing/>
+      </w:pPr>
+      <w:r>
+        <w:t xml:space="preserve">Level 1 ordered </w:t>
+      </w:r>
+    </w:p>
+    <w:p>
+      <w:pPr>
+        <w:pStyle w:val="ListParagraph"/>
+        <w:numPr>
+          <w:ilvl w:val="1"/>
           <w:numId w:val="10"/>
         </w:numPr>
         <w:contextualSpacing/>
       </w:pPr>
       <w:r>
-        <w:t xml:space="preserve">Level 1 ordered </w:t>
+        <w:t xml:space="preserve">Level 2 ordered </w:t>
+      </w:r>
+    </w:p>
+    <w:p>
+      <w:pPr>
+        <w:pStyle w:val="ListParagraph"/>
+        <w:numPr>
+          <w:ilvl w:val="2"/>
+          <w:numId w:val="11"/>
+        </w:numPr>
+        <w:contextualSpacing/>
+      </w:pPr>
+      <w:r>
+        <w:t xml:space="preserve">Level 3 ordered</w:t>
+      </w:r>
+    </w:p>
+    <w:p>
+      <w:pPr>
+        <w:pStyle w:val="Heading2"/>
+      </w:pPr>
+      <w:r>
+        <w:rPr>
+          <w:b/>
+        </w:rPr>
+        <w:t xml:space="preserve">Mixed List Types</w:t>
+      </w:r>
+    </w:p>
+    <w:p>
+      <w:pPr>
+        <w:pStyle w:val="ListParagraph"/>
+        <w:numPr>
+          <w:ilvl w:val="0"/>
+          <w:numId w:val="12"/>
+        </w:numPr>
+        <w:contextualSpacing/>
+      </w:pPr>
+      <w:r>
+        <w:t xml:space="preserve">Ordered item </w:t>
       </w:r>
     </w:p>
     <w:p>
@@ -728,12 +778,12 @@
         <w:pStyle w:val="ListParagraph"/>
         <w:numPr>
           <w:ilvl w:val="1"/>
-          <w:numId w:val="12"/>
+          <w:numId w:val="13"/>
         </w:numPr>
         <w:contextualSpacing/>
       </w:pPr>
       <w:r>
-        <w:t xml:space="preserve">Level 2 ordered </w:t>
+        <w:t xml:space="preserve">Unordered child </w:t>
       </w:r>
     </w:p>
     <w:p>
@@ -746,7 +796,7 @@
         <w:contextualSpacing/>
       </w:pPr>
       <w:r>
-        <w:t xml:space="preserve">Level 3 ordered</w:t>
+        <w:t xml:space="preserve">Back to ordered</w:t>
       </w:r>
     </w:p>
     <w:p>
@@ -757,7 +807,7 @@
         <w:rPr>
           <w:b/>
         </w:rPr>
-        <w:t xml:space="preserve">Mixed List Types</w:t>
+        <w:t xml:space="preserve">Formatting Inside Lists</w:t>
       </w:r>
     </w:p>
     <w:p>
@@ -765,49 +815,33 @@
         <w:pStyle w:val="ListParagraph"/>
         <w:numPr>
           <w:ilvl w:val="0"/>
-          <w:numId w:val="16"/>
+          <w:numId w:val="15"/>
         </w:numPr>
         <w:contextualSpacing/>
       </w:pPr>
       <w:r>
-        <w:t xml:space="preserve">Ordered item </w:t>
-      </w:r>
-    </w:p>
-    <w:p>
-      <w:pPr>
-        <w:pStyle w:val="ListParagraph"/>
-        <w:numPr>
-          <w:ilvl w:val="1"/>
-          <w:numId w:val="17"/>
-        </w:numPr>
-        <w:contextualSpacing/>
-      </w:pPr>
-      <w:r>
-        <w:t xml:space="preserve">Unordered child </w:t>
-      </w:r>
-    </w:p>
-    <w:p>
-      <w:pPr>
-        <w:pStyle w:val="ListParagraph"/>
-        <w:numPr>
-          <w:ilvl w:val="2"/>
-          <w:numId w:val="19"/>
-        </w:numPr>
-        <w:contextualSpacing/>
-      </w:pPr>
-      <w:r>
-        <w:t xml:space="preserve">Back to ordered</w:t>
-      </w:r>
-    </w:p>
-    <w:p>
-      <w:pPr>
-        <w:pStyle w:val="Heading2"/>
-      </w:pPr>
-      <w:r>
-        <w:rPr>
-          <w:b/>
-        </w:rPr>
-        <w:t xml:space="preserve">Formatting Inside Lists</w:t>
+        <w:rPr>
+          <w:b/>
+        </w:rPr>
+        <w:t xml:space="preserve">Bold item</w:t>
+      </w:r>
+      <w:r>
+        <w:t xml:space="preserve"> with </w:t>
+      </w:r>
+      <w:r>
+        <w:rPr>
+          <w:i/>
+        </w:rPr>
+        <w:t xml:space="preserve">italic</w:t>
+      </w:r>
+      <w:r>
+        <w:t xml:space="preserve"> and </w:t>
+      </w:r>
+      <w:r>
+        <w:rPr>
+          <w:rFonts w:ascii="Courier New" w:hAnsi="Courier New"/>
+        </w:rPr>
+        <w:t xml:space="preserve">code</w:t>
       </w:r>
     </w:p>
     <w:p>
@@ -815,41 +849,7 @@
         <w:pStyle w:val="ListParagraph"/>
         <w:numPr>
           <w:ilvl w:val="0"/>
-          <w:numId w:val="20"/>
-        </w:numPr>
-        <w:contextualSpacing/>
-      </w:pPr>
-      <w:r>
-        <w:rPr>
-          <w:b/>
-        </w:rPr>
-        <w:t xml:space="preserve">Bold item</w:t>
-      </w:r>
-      <w:r>
-        <w:t xml:space="preserve"> with </w:t>
-      </w:r>
-      <w:r>
-        <w:rPr>
-          <w:i/>
-        </w:rPr>
-        <w:t xml:space="preserve">italic</w:t>
-      </w:r>
-      <w:r>
-        <w:t xml:space="preserve"> and </w:t>
-      </w:r>
-      <w:r>
-        <w:rPr>
-          <w:rFonts w:ascii="Courier New" w:hAnsi="Courier New"/>
-        </w:rPr>
-        <w:t xml:space="preserve">code</w:t>
-      </w:r>
-    </w:p>
-    <w:p>
-      <w:pPr>
-        <w:pStyle w:val="ListParagraph"/>
-        <w:numPr>
-          <w:ilvl w:val="0"/>
-          <w:numId w:val="20"/>
+          <w:numId w:val="15"/>
         </w:numPr>
         <w:contextualSpacing/>
       </w:pPr>
@@ -868,7 +868,7 @@
         <w:pStyle w:val="ListParagraph"/>
         <w:numPr>
           <w:ilvl w:val="0"/>
-          <w:numId w:val="20"/>
+          <w:numId w:val="15"/>
         </w:numPr>
         <w:contextualSpacing/>
       </w:pPr>
@@ -885,7 +885,7 @@
         <w:pStyle w:val="ListParagraph"/>
         <w:numPr>
           <w:ilvl w:val="0"/>
-          <w:numId w:val="20"/>
+          <w:numId w:val="15"/>
         </w:numPr>
         <w:contextualSpacing/>
       </w:pPr>
@@ -907,7 +907,7 @@
         <w:pStyle w:val="ListParagraph"/>
         <w:numPr>
           <w:ilvl w:val="0"/>
-          <w:numId w:val="20"/>
+          <w:numId w:val="15"/>
         </w:numPr>
         <w:contextualSpacing/>
       </w:pPr>
@@ -985,7 +985,7 @@
         <w:pStyle w:val="ListParagraph"/>
         <w:numPr>
           <w:ilvl w:val="0"/>
-          <w:numId w:val="21"/>
+          <w:numId w:val="16"/>
         </w:numPr>
         <w:contextualSpacing/>
       </w:pPr>
@@ -998,7 +998,7 @@
         <w:pStyle w:val="ListParagraph"/>
         <w:numPr>
           <w:ilvl w:val="0"/>
-          <w:numId w:val="21"/>
+          <w:numId w:val="16"/>
         </w:numPr>
         <w:contextualSpacing/>
       </w:pPr>
@@ -1325,7 +1325,7 @@
               <w:pStyle w:val="ListParagraph"/>
               <w:numPr>
                 <w:ilvl w:val="0"/>
-                <w:numId w:val="23"/>
+                <w:numId w:val="17"/>
               </w:numPr>
               <w:contextualSpacing/>
             </w:pPr>
@@ -1354,7 +1354,7 @@
               <w:pStyle w:val="ListParagraph"/>
               <w:numPr>
                 <w:ilvl w:val="0"/>
-                <w:numId w:val="23"/>
+                <w:numId w:val="17"/>
               </w:numPr>
               <w:contextualSpacing/>
             </w:pPr>
@@ -1948,515 +1948,14 @@
       </p2:pPr>
     </p2:lvl>
   </abstractNum>
-  <abstractNum xmlns:p2="http://schemas.openxmlformats.org/wordprocessingml/2006/main" p2:abstractNumId="2">
-    <p2:multiLevelType p2:val="hybridMultilevel"/>
-    <p2:lvl p2:ilvl="0">
-      <p2:start p2:val="1"/>
-      <p2:numFmt p2:val="decimal"/>
-      <p2:lvlText p2:val="%1."/>
-      <p2:lvlJc p2:val="left"/>
-      <p2:pPr>
-        <p2:ind p2:left="480" p2:hanging="240"/>
-      </p2:pPr>
-    </p2:lvl>
-    <p2:lvl p2:ilvl="1">
-      <p2:start p2:val="1"/>
-      <p2:numFmt p2:val="decimal"/>
-      <p2:lvlText p2:val="%2."/>
-      <p2:lvlJc p2:val="left"/>
-      <p2:pPr>
-        <p2:ind p2:left="960" p2:hanging="240"/>
-      </p2:pPr>
-    </p2:lvl>
-    <p2:lvl p2:ilvl="2">
-      <p2:start p2:val="1"/>
-      <p2:numFmt p2:val="decimal"/>
-      <p2:lvlText p2:val="%3."/>
-      <p2:lvlJc p2:val="left"/>
-      <p2:pPr>
-        <p2:ind p2:left="1440" p2:hanging="240"/>
-      </p2:pPr>
-    </p2:lvl>
-    <p2:lvl p2:ilvl="3">
-      <p2:start p2:val="1"/>
-      <p2:numFmt p2:val="decimal"/>
-      <p2:lvlText p2:val="%4."/>
-      <p2:lvlJc p2:val="left"/>
-      <p2:pPr>
-        <p2:ind p2:left="1920" p2:hanging="240"/>
-      </p2:pPr>
-    </p2:lvl>
-    <p2:lvl p2:ilvl="4">
-      <p2:start p2:val="1"/>
-      <p2:numFmt p2:val="decimal"/>
-      <p2:lvlText p2:val="%5."/>
-      <p2:lvlJc p2:val="left"/>
-      <p2:pPr>
-        <p2:ind p2:left="2400" p2:hanging="240"/>
-      </p2:pPr>
-    </p2:lvl>
-    <p2:lvl p2:ilvl="5">
-      <p2:start p2:val="1"/>
-      <p2:numFmt p2:val="decimal"/>
-      <p2:lvlText p2:val="%6."/>
-      <p2:lvlJc p2:val="left"/>
-      <p2:pPr>
-        <p2:ind p2:left="2880" p2:hanging="240"/>
-      </p2:pPr>
-    </p2:lvl>
-    <p2:lvl p2:ilvl="6">
-      <p2:start p2:val="1"/>
-      <p2:numFmt p2:val="decimal"/>
-      <p2:lvlText p2:val="%7."/>
-      <p2:lvlJc p2:val="left"/>
-      <p2:pPr>
-        <p2:ind p2:left="3360" p2:hanging="240"/>
-      </p2:pPr>
-    </p2:lvl>
-    <p2:lvl p2:ilvl="7">
-      <p2:start p2:val="1"/>
-      <p2:numFmt p2:val="decimal"/>
-      <p2:lvlText p2:val="%8."/>
-      <p2:lvlJc p2:val="left"/>
-      <p2:pPr>
-        <p2:ind p2:left="3840" p2:hanging="240"/>
-      </p2:pPr>
-    </p2:lvl>
-    <p2:lvl p2:ilvl="8">
-      <p2:start p2:val="1"/>
-      <p2:numFmt p2:val="decimal"/>
-      <p2:lvlText p2:val="%9."/>
-      <p2:lvlJc p2:val="left"/>
-      <p2:pPr>
-        <p2:ind p2:left="4320" p2:hanging="240"/>
-      </p2:pPr>
-    </p2:lvl>
-  </abstractNum>
-  <abstractNum xmlns:p2="http://schemas.openxmlformats.org/wordprocessingml/2006/main" p2:abstractNumId="3">
-    <p2:multiLevelType p2:val="hybridMultilevel"/>
-    <p2:lvl p2:ilvl="0">
-      <p2:start p2:val="1"/>
-      <p2:numFmt p2:val="decimal"/>
-      <p2:lvlText p2:val="%1."/>
-      <p2:lvlJc p2:val="left"/>
-      <p2:pPr>
-        <p2:ind p2:left="480" p2:hanging="240"/>
-      </p2:pPr>
-    </p2:lvl>
-    <p2:lvl p2:ilvl="1">
-      <p2:start p2:val="1"/>
-      <p2:numFmt p2:val="decimal"/>
-      <p2:lvlText p2:val="%2."/>
-      <p2:lvlJc p2:val="left"/>
-      <p2:pPr>
-        <p2:ind p2:left="960" p2:hanging="240"/>
-      </p2:pPr>
-    </p2:lvl>
-    <p2:lvl p2:ilvl="2">
-      <p2:start p2:val="1"/>
-      <p2:numFmt p2:val="decimal"/>
-      <p2:lvlText p2:val="%3."/>
-      <p2:lvlJc p2:val="left"/>
-      <p2:pPr>
-        <p2:ind p2:left="1440" p2:hanging="240"/>
-      </p2:pPr>
-    </p2:lvl>
-    <p2:lvl p2:ilvl="3">
-      <p2:start p2:val="1"/>
-      <p2:numFmt p2:val="decimal"/>
-      <p2:lvlText p2:val="%4."/>
-      <p2:lvlJc p2:val="left"/>
-      <p2:pPr>
-        <p2:ind p2:left="1920" p2:hanging="240"/>
-      </p2:pPr>
-    </p2:lvl>
-    <p2:lvl p2:ilvl="4">
-      <p2:start p2:val="1"/>
-      <p2:numFmt p2:val="decimal"/>
-      <p2:lvlText p2:val="%5."/>
-      <p2:lvlJc p2:val="left"/>
-      <p2:pPr>
-        <p2:ind p2:left="2400" p2:hanging="240"/>
-      </p2:pPr>
-    </p2:lvl>
-    <p2:lvl p2:ilvl="5">
-      <p2:start p2:val="1"/>
-      <p2:numFmt p2:val="decimal"/>
-      <p2:lvlText p2:val="%6."/>
-      <p2:lvlJc p2:val="left"/>
-      <p2:pPr>
-        <p2:ind p2:left="2880" p2:hanging="240"/>
-      </p2:pPr>
-    </p2:lvl>
-    <p2:lvl p2:ilvl="6">
-      <p2:start p2:val="1"/>
-      <p2:numFmt p2:val="decimal"/>
-      <p2:lvlText p2:val="%7."/>
-      <p2:lvlJc p2:val="left"/>
-      <p2:pPr>
-        <p2:ind p2:left="3360" p2:hanging="240"/>
-      </p2:pPr>
-    </p2:lvl>
-    <p2:lvl p2:ilvl="7">
-      <p2:start p2:val="1"/>
-      <p2:numFmt p2:val="decimal"/>
-      <p2:lvlText p2:val="%8."/>
-      <p2:lvlJc p2:val="left"/>
-      <p2:pPr>
-        <p2:ind p2:left="3840" p2:hanging="240"/>
-      </p2:pPr>
-    </p2:lvl>
-    <p2:lvl p2:ilvl="8">
-      <p2:start p2:val="1"/>
-      <p2:numFmt p2:val="decimal"/>
-      <p2:lvlText p2:val="%9."/>
-      <p2:lvlJc p2:val="left"/>
-      <p2:pPr>
-        <p2:ind p2:left="4320" p2:hanging="240"/>
-      </p2:pPr>
-    </p2:lvl>
-  </abstractNum>
-  <abstractNum xmlns:p2="http://schemas.openxmlformats.org/wordprocessingml/2006/main" p2:abstractNumId="4">
-    <p2:multiLevelType p2:val="hybridMultilevel"/>
-    <p2:lvl p2:ilvl="0">
-      <p2:start p2:val="1"/>
-      <p2:numFmt p2:val="decimal"/>
-      <p2:lvlText p2:val="%1."/>
-      <p2:lvlJc p2:val="left"/>
-      <p2:pPr>
-        <p2:ind p2:left="480" p2:hanging="240"/>
-      </p2:pPr>
-    </p2:lvl>
-    <p2:lvl p2:ilvl="1">
-      <p2:start p2:val="1"/>
-      <p2:numFmt p2:val="decimal"/>
-      <p2:lvlText p2:val="%2."/>
-      <p2:lvlJc p2:val="left"/>
-      <p2:pPr>
-        <p2:ind p2:left="960" p2:hanging="240"/>
-      </p2:pPr>
-    </p2:lvl>
-    <p2:lvl p2:ilvl="2">
-      <p2:start p2:val="1"/>
-      <p2:numFmt p2:val="decimal"/>
-      <p2:lvlText p2:val="%3."/>
-      <p2:lvlJc p2:val="left"/>
-      <p2:pPr>
-        <p2:ind p2:left="1440" p2:hanging="240"/>
-      </p2:pPr>
-    </p2:lvl>
-    <p2:lvl p2:ilvl="3">
-      <p2:start p2:val="1"/>
-      <p2:numFmt p2:val="decimal"/>
-      <p2:lvlText p2:val="%4."/>
-      <p2:lvlJc p2:val="left"/>
-      <p2:pPr>
-        <p2:ind p2:left="1920" p2:hanging="240"/>
-      </p2:pPr>
-    </p2:lvl>
-    <p2:lvl p2:ilvl="4">
-      <p2:start p2:val="1"/>
-      <p2:numFmt p2:val="decimal"/>
-      <p2:lvlText p2:val="%5."/>
-      <p2:lvlJc p2:val="left"/>
-      <p2:pPr>
-        <p2:ind p2:left="2400" p2:hanging="240"/>
-      </p2:pPr>
-    </p2:lvl>
-    <p2:lvl p2:ilvl="5">
-      <p2:start p2:val="1"/>
-      <p2:numFmt p2:val="decimal"/>
-      <p2:lvlText p2:val="%6."/>
-      <p2:lvlJc p2:val="left"/>
-      <p2:pPr>
-        <p2:ind p2:left="2880" p2:hanging="240"/>
-      </p2:pPr>
-    </p2:lvl>
-    <p2:lvl p2:ilvl="6">
-      <p2:start p2:val="1"/>
-      <p2:numFmt p2:val="decimal"/>
-      <p2:lvlText p2:val="%7."/>
-      <p2:lvlJc p2:val="left"/>
-      <p2:pPr>
-        <p2:ind p2:left="3360" p2:hanging="240"/>
-      </p2:pPr>
-    </p2:lvl>
-    <p2:lvl p2:ilvl="7">
-      <p2:start p2:val="1"/>
-      <p2:numFmt p2:val="decimal"/>
-      <p2:lvlText p2:val="%8."/>
-      <p2:lvlJc p2:val="left"/>
-      <p2:pPr>
-        <p2:ind p2:left="3840" p2:hanging="240"/>
-      </p2:pPr>
-    </p2:lvl>
-    <p2:lvl p2:ilvl="8">
-      <p2:start p2:val="1"/>
-      <p2:numFmt p2:val="decimal"/>
-      <p2:lvlText p2:val="%9."/>
-      <p2:lvlJc p2:val="left"/>
-      <p2:pPr>
-        <p2:ind p2:left="4320" p2:hanging="240"/>
-      </p2:pPr>
-    </p2:lvl>
-  </abstractNum>
-  <abstractNum xmlns:p2="http://schemas.openxmlformats.org/wordprocessingml/2006/main" p2:abstractNumId="5">
-    <p2:multiLevelType p2:val="hybridMultilevel"/>
-    <p2:lvl p2:ilvl="0">
-      <p2:start p2:val="1"/>
-      <p2:numFmt p2:val="decimal"/>
-      <p2:lvlText p2:val="%1."/>
-      <p2:lvlJc p2:val="left"/>
-      <p2:pPr>
-        <p2:ind p2:left="480" p2:hanging="240"/>
-      </p2:pPr>
-    </p2:lvl>
-    <p2:lvl p2:ilvl="1">
-      <p2:start p2:val="1"/>
-      <p2:numFmt p2:val="decimal"/>
-      <p2:lvlText p2:val="%2."/>
-      <p2:lvlJc p2:val="left"/>
-      <p2:pPr>
-        <p2:ind p2:left="960" p2:hanging="240"/>
-      </p2:pPr>
-    </p2:lvl>
-    <p2:lvl p2:ilvl="2">
-      <p2:start p2:val="1"/>
-      <p2:numFmt p2:val="decimal"/>
-      <p2:lvlText p2:val="%3."/>
-      <p2:lvlJc p2:val="left"/>
-      <p2:pPr>
-        <p2:ind p2:left="1440" p2:hanging="240"/>
-      </p2:pPr>
-    </p2:lvl>
-    <p2:lvl p2:ilvl="3">
-      <p2:start p2:val="1"/>
-      <p2:numFmt p2:val="decimal"/>
-      <p2:lvlText p2:val="%4."/>
-      <p2:lvlJc p2:val="left"/>
-      <p2:pPr>
-        <p2:ind p2:left="1920" p2:hanging="240"/>
-      </p2:pPr>
-    </p2:lvl>
-    <p2:lvl p2:ilvl="4">
-      <p2:start p2:val="1"/>
-      <p2:numFmt p2:val="decimal"/>
-      <p2:lvlText p2:val="%5."/>
-      <p2:lvlJc p2:val="left"/>
-      <p2:pPr>
-        <p2:ind p2:left="2400" p2:hanging="240"/>
-      </p2:pPr>
-    </p2:lvl>
-    <p2:lvl p2:ilvl="5">
-      <p2:start p2:val="1"/>
-      <p2:numFmt p2:val="decimal"/>
-      <p2:lvlText p2:val="%6."/>
-      <p2:lvlJc p2:val="left"/>
-      <p2:pPr>
-        <p2:ind p2:left="2880" p2:hanging="240"/>
-      </p2:pPr>
-    </p2:lvl>
-    <p2:lvl p2:ilvl="6">
-      <p2:start p2:val="1"/>
-      <p2:numFmt p2:val="decimal"/>
-      <p2:lvlText p2:val="%7."/>
-      <p2:lvlJc p2:val="left"/>
-      <p2:pPr>
-        <p2:ind p2:left="3360" p2:hanging="240"/>
-      </p2:pPr>
-    </p2:lvl>
-    <p2:lvl p2:ilvl="7">
-      <p2:start p2:val="1"/>
-      <p2:numFmt p2:val="decimal"/>
-      <p2:lvlText p2:val="%8."/>
-      <p2:lvlJc p2:val="left"/>
-      <p2:pPr>
-        <p2:ind p2:left="3840" p2:hanging="240"/>
-      </p2:pPr>
-    </p2:lvl>
-    <p2:lvl p2:ilvl="8">
-      <p2:start p2:val="1"/>
-      <p2:numFmt p2:val="decimal"/>
-      <p2:lvlText p2:val="%9."/>
-      <p2:lvlJc p2:val="left"/>
-      <p2:pPr>
-        <p2:ind p2:left="4320" p2:hanging="240"/>
-      </p2:pPr>
-    </p2:lvl>
-  </abstractNum>
-  <abstractNum xmlns:p2="http://schemas.openxmlformats.org/wordprocessingml/2006/main" p2:abstractNumId="6">
-    <p2:multiLevelType p2:val="hybridMultilevel"/>
-    <p2:lvl p2:ilvl="0">
-      <p2:start p2:val="1"/>
-      <p2:numFmt p2:val="decimal"/>
-      <p2:lvlText p2:val="%1."/>
-      <p2:lvlJc p2:val="left"/>
-      <p2:pPr>
-        <p2:ind p2:left="480" p2:hanging="240"/>
-      </p2:pPr>
-    </p2:lvl>
-    <p2:lvl p2:ilvl="1">
-      <p2:start p2:val="1"/>
-      <p2:numFmt p2:val="decimal"/>
-      <p2:lvlText p2:val="%2."/>
-      <p2:lvlJc p2:val="left"/>
-      <p2:pPr>
-        <p2:ind p2:left="960" p2:hanging="240"/>
-      </p2:pPr>
-    </p2:lvl>
-    <p2:lvl p2:ilvl="2">
-      <p2:start p2:val="1"/>
-      <p2:numFmt p2:val="decimal"/>
-      <p2:lvlText p2:val="%3."/>
-      <p2:lvlJc p2:val="left"/>
-      <p2:pPr>
-        <p2:ind p2:left="1440" p2:hanging="240"/>
-      </p2:pPr>
-    </p2:lvl>
-    <p2:lvl p2:ilvl="3">
-      <p2:start p2:val="1"/>
-      <p2:numFmt p2:val="decimal"/>
-      <p2:lvlText p2:val="%4."/>
-      <p2:lvlJc p2:val="left"/>
-      <p2:pPr>
-        <p2:ind p2:left="1920" p2:hanging="240"/>
-      </p2:pPr>
-    </p2:lvl>
-    <p2:lvl p2:ilvl="4">
-      <p2:start p2:val="1"/>
-      <p2:numFmt p2:val="decimal"/>
-      <p2:lvlText p2:val="%5."/>
-      <p2:lvlJc p2:val="left"/>
-      <p2:pPr>
-        <p2:ind p2:left="2400" p2:hanging="240"/>
-      </p2:pPr>
-    </p2:lvl>
-    <p2:lvl p2:ilvl="5">
-      <p2:start p2:val="1"/>
-      <p2:numFmt p2:val="decimal"/>
-      <p2:lvlText p2:val="%6."/>
-      <p2:lvlJc p2:val="left"/>
-      <p2:pPr>
-        <p2:ind p2:left="2880" p2:hanging="240"/>
-      </p2:pPr>
-    </p2:lvl>
-    <p2:lvl p2:ilvl="6">
-      <p2:start p2:val="1"/>
-      <p2:numFmt p2:val="decimal"/>
-      <p2:lvlText p2:val="%7."/>
-      <p2:lvlJc p2:val="left"/>
-      <p2:pPr>
-        <p2:ind p2:left="3360" p2:hanging="240"/>
-      </p2:pPr>
-    </p2:lvl>
-    <p2:lvl p2:ilvl="7">
-      <p2:start p2:val="1"/>
-      <p2:numFmt p2:val="decimal"/>
-      <p2:lvlText p2:val="%8."/>
-      <p2:lvlJc p2:val="left"/>
-      <p2:pPr>
-        <p2:ind p2:left="3840" p2:hanging="240"/>
-      </p2:pPr>
-    </p2:lvl>
-    <p2:lvl p2:ilvl="8">
-      <p2:start p2:val="1"/>
-      <p2:numFmt p2:val="decimal"/>
-      <p2:lvlText p2:val="%9."/>
-      <p2:lvlJc p2:val="left"/>
-      <p2:pPr>
-        <p2:ind p2:left="4320" p2:hanging="240"/>
-      </p2:pPr>
-    </p2:lvl>
-  </abstractNum>
-  <abstractNum xmlns:p2="http://schemas.openxmlformats.org/wordprocessingml/2006/main" p2:abstractNumId="7">
-    <p2:multiLevelType p2:val="hybridMultilevel"/>
-    <p2:lvl p2:ilvl="0">
-      <p2:start p2:val="1"/>
-      <p2:numFmt p2:val="decimal"/>
-      <p2:lvlText p2:val="%1."/>
-      <p2:lvlJc p2:val="left"/>
-      <p2:pPr>
-        <p2:ind p2:left="480" p2:hanging="240"/>
-      </p2:pPr>
-    </p2:lvl>
-    <p2:lvl p2:ilvl="1">
-      <p2:start p2:val="1"/>
-      <p2:numFmt p2:val="decimal"/>
-      <p2:lvlText p2:val="%2."/>
-      <p2:lvlJc p2:val="left"/>
-      <p2:pPr>
-        <p2:ind p2:left="960" p2:hanging="240"/>
-      </p2:pPr>
-    </p2:lvl>
-    <p2:lvl p2:ilvl="2">
-      <p2:start p2:val="1"/>
-      <p2:numFmt p2:val="decimal"/>
-      <p2:lvlText p2:val="%3."/>
-      <p2:lvlJc p2:val="left"/>
-      <p2:pPr>
-        <p2:ind p2:left="1440" p2:hanging="240"/>
-      </p2:pPr>
-    </p2:lvl>
-    <p2:lvl p2:ilvl="3">
-      <p2:start p2:val="1"/>
-      <p2:numFmt p2:val="decimal"/>
-      <p2:lvlText p2:val="%4."/>
-      <p2:lvlJc p2:val="left"/>
-      <p2:pPr>
-        <p2:ind p2:left="1920" p2:hanging="240"/>
-      </p2:pPr>
-    </p2:lvl>
-    <p2:lvl p2:ilvl="4">
-      <p2:start p2:val="1"/>
-      <p2:numFmt p2:val="decimal"/>
-      <p2:lvlText p2:val="%5."/>
-      <p2:lvlJc p2:val="left"/>
-      <p2:pPr>
-        <p2:ind p2:left="2400" p2:hanging="240"/>
-      </p2:pPr>
-    </p2:lvl>
-    <p2:lvl p2:ilvl="5">
-      <p2:start p2:val="1"/>
-      <p2:numFmt p2:val="decimal"/>
-      <p2:lvlText p2:val="%6."/>
-      <p2:lvlJc p2:val="left"/>
-      <p2:pPr>
-        <p2:ind p2:left="2880" p2:hanging="240"/>
-      </p2:pPr>
-    </p2:lvl>
-    <p2:lvl p2:ilvl="6">
-      <p2:start p2:val="1"/>
-      <p2:numFmt p2:val="decimal"/>
-      <p2:lvlText p2:val="%7."/>
-      <p2:lvlJc p2:val="left"/>
-      <p2:pPr>
-        <p2:ind p2:left="3360" p2:hanging="240"/>
-      </p2:pPr>
-    </p2:lvl>
-    <p2:lvl p2:ilvl="7">
-      <p2:start p2:val="1"/>
-      <p2:numFmt p2:val="decimal"/>
-      <p2:lvlText p2:val="%8."/>
-      <p2:lvlJc p2:val="left"/>
-      <p2:pPr>
-        <p2:ind p2:left="3840" p2:hanging="240"/>
-      </p2:pPr>
-    </p2:lvl>
-    <p2:lvl p2:ilvl="8">
-      <p2:start p2:val="1"/>
-      <p2:numFmt p2:val="decimal"/>
-      <p2:lvlText p2:val="%9."/>
-      <p2:lvlJc p2:val="left"/>
-      <p2:pPr>
-        <p2:ind p2:left="4320" p2:hanging="240"/>
-      </p2:pPr>
-    </p2:lvl>
-  </abstractNum>
   <num xmlns:p2="http://schemas.openxmlformats.org/wordprocessingml/2006/main" p2:numId="2">
     <p2:abstractNumId p2:val="0"/>
   </num>
   <num xmlns:p2="http://schemas.openxmlformats.org/wordprocessingml/2006/main" p2:numId="4">
     <p2:abstractNumId p2:val="1"/>
+    <p2:lvlOverride p2:ilvl="0">
+      <p2:startOverride p2:val="1"/>
+    </p2:lvlOverride>
   </num>
   <num xmlns:p2="http://schemas.openxmlformats.org/wordprocessingml/2006/main" p2:numId="5">
     <p2:abstractNumId p2:val="0"/>
@@ -2470,32 +1969,50 @@
   <num xmlns:p2="http://schemas.openxmlformats.org/wordprocessingml/2006/main" p2:numId="8">
     <p2:abstractNumId p2:val="0"/>
   </num>
+  <num xmlns:p2="http://schemas.openxmlformats.org/wordprocessingml/2006/main" p2:numId="9">
+    <p2:abstractNumId p2:val="1"/>
+    <p2:lvlOverride p2:ilvl="0">
+      <p2:startOverride p2:val="1"/>
+    </p2:lvlOverride>
+  </num>
   <num xmlns:p2="http://schemas.openxmlformats.org/wordprocessingml/2006/main" p2:numId="10">
-    <p2:abstractNumId p2:val="2"/>
+    <p2:abstractNumId p2:val="1"/>
+    <p2:lvlOverride p2:ilvl="1">
+      <p2:startOverride p2:val="1"/>
+    </p2:lvlOverride>
+  </num>
+  <num xmlns:p2="http://schemas.openxmlformats.org/wordprocessingml/2006/main" p2:numId="11">
+    <p2:abstractNumId p2:val="1"/>
+    <p2:lvlOverride p2:ilvl="2">
+      <p2:startOverride p2:val="1"/>
+    </p2:lvlOverride>
   </num>
   <num xmlns:p2="http://schemas.openxmlformats.org/wordprocessingml/2006/main" p2:numId="12">
-    <p2:abstractNumId p2:val="3"/>
+    <p2:abstractNumId p2:val="1"/>
+    <p2:lvlOverride p2:ilvl="0">
+      <p2:startOverride p2:val="1"/>
+    </p2:lvlOverride>
+  </num>
+  <num xmlns:p2="http://schemas.openxmlformats.org/wordprocessingml/2006/main" p2:numId="13">
+    <p2:abstractNumId p2:val="0"/>
   </num>
   <num xmlns:p2="http://schemas.openxmlformats.org/wordprocessingml/2006/main" p2:numId="14">
-    <p2:abstractNumId p2:val="4"/>
+    <p2:abstractNumId p2:val="1"/>
+    <p2:lvlOverride p2:ilvl="2">
+      <p2:startOverride p2:val="1"/>
+    </p2:lvlOverride>
+  </num>
+  <num xmlns:p2="http://schemas.openxmlformats.org/wordprocessingml/2006/main" p2:numId="15">
+    <p2:abstractNumId p2:val="0"/>
   </num>
   <num xmlns:p2="http://schemas.openxmlformats.org/wordprocessingml/2006/main" p2:numId="16">
-    <p2:abstractNumId p2:val="5"/>
+    <p2:abstractNumId p2:val="0"/>
   </num>
   <num xmlns:p2="http://schemas.openxmlformats.org/wordprocessingml/2006/main" p2:numId="17">
-    <p2:abstractNumId p2:val="0"/>
-  </num>
-  <num xmlns:p2="http://schemas.openxmlformats.org/wordprocessingml/2006/main" p2:numId="19">
-    <p2:abstractNumId p2:val="6"/>
-  </num>
-  <num xmlns:p2="http://schemas.openxmlformats.org/wordprocessingml/2006/main" p2:numId="20">
-    <p2:abstractNumId p2:val="0"/>
-  </num>
-  <num xmlns:p2="http://schemas.openxmlformats.org/wordprocessingml/2006/main" p2:numId="21">
-    <p2:abstractNumId p2:val="0"/>
-  </num>
-  <num xmlns:p2="http://schemas.openxmlformats.org/wordprocessingml/2006/main" p2:numId="23">
-    <p2:abstractNumId p2:val="7"/>
+    <p2:abstractNumId p2:val="1"/>
+    <p2:lvlOverride p2:ilvl="0">
+      <p2:startOverride p2:val="1"/>
+    </p2:lvlOverride>
   </num>
 </numbering>
 </file>
--- a/src/OpenXmlHtml.Tests/WordNestedComboTests.NestedCombinations.DotNet.verified.docx
+++ b/src/OpenXmlHtml.Tests/WordNestedComboTests.NestedCombinations.DotNet.verified.docx
@@ -278,7 +278,7 @@
         <w:contextualSpacing/>
       </w:pPr>
       <w:r>
-        <w:t xml:space="preserve">Item with embedded table: </w:t>
+        <w:t xml:space="preserve">Item with embedded table:</w:t>
       </w:r>
     </w:p>
     <w:tbl>
@@ -662,7 +662,7 @@
         <w:contextualSpacing/>
       </w:pPr>
       <w:r>
-        <w:t xml:space="preserve">Level 1 bullet </w:t>
+        <w:t xml:space="preserve">Level 1 bullet</w:t>
       </w:r>
     </w:p>
     <w:p>
@@ -675,7 +675,7 @@
         <w:contextualSpacing/>
       </w:pPr>
       <w:r>
-        <w:t xml:space="preserve">Level 2 bullet </w:t>
+        <w:t xml:space="preserve">Level 2 bullet</w:t>
       </w:r>
     </w:p>
     <w:p>
@@ -720,7 +720,7 @@
         <w:contextualSpacing/>
       </w:pPr>
       <w:r>
-        <w:t xml:space="preserve">Level 1 ordered </w:t>
+        <w:t xml:space="preserve">Level 1 ordered</w:t>
       </w:r>
     </w:p>
     <w:p>
@@ -733,7 +733,7 @@
         <w:contextualSpacing/>
       </w:pPr>
       <w:r>
-        <w:t xml:space="preserve">Level 2 ordered </w:t>
+        <w:t xml:space="preserve">Level 2 ordered</w:t>
       </w:r>
     </w:p>
     <w:p>
@@ -770,7 +770,7 @@
         <w:contextualSpacing/>
       </w:pPr>
       <w:r>
-        <w:t xml:space="preserve">Ordered item </w:t>
+        <w:t xml:space="preserve">Ordered item</w:t>
       </w:r>
     </w:p>
     <w:p>
@@ -783,7 +783,7 @@
         <w:contextualSpacing/>
       </w:pPr>
       <w:r>
-        <w:t xml:space="preserve">Unordered child </w:t>
+        <w:t xml:space="preserve">Unordered child</w:t>
       </w:r>
     </w:p>
     <w:p>
@@ -1199,7 +1199,7 @@
         <w:rPr>
           <w:shd w:val="clear" w:fill="F0F0F0"/>
         </w:rPr>
-        <w:t xml:space="preserve"> Indented, justified, 1.8 line-height with </w:t>
+        <w:t xml:space="preserve">Indented, justified, 1.8 line-height with </w:t>
       </w:r>
       <w:r>
         <w:rPr>
@@ -1239,7 +1239,7 @@
         <w:rPr>
           <w:shd w:val="clear" w:fill="F0F0F0"/>
         </w:rPr>
-        <w:t xml:space="preserve"> inside a bordered background div. </w:t>
+        <w:t xml:space="preserve"> inside a bordered background div.</w:t>
       </w:r>
     </w:p>
     <w:p>
@@ -1657,7 +1657,7 @@
     </w:p>
     <w:p>
       <w:r>
-        <w:t xml:space="preserve"> Contact </w:t>
+        <w:t xml:space="preserve">Contact </w:t>
       </w:r>
       <w:r>
         <w:rPr>
@@ -1677,9 +1677,6 @@
           <w:t xml:space="preserve">john@example.com</w:t>
         </w:r>
       </w:hyperlink>
-      <w:r>
-        <w:t xml:space="preserve"> </w:t>
-      </w:r>
     </w:p>
     <w:p>
       <w:r>

--- a/src/OpenXmlHtml.Tests/WordNestedComboTests.NestedCombinations.DotNet.verified.docx
+++ b/src/OpenXmlHtml.Tests/WordNestedComboTests.NestedCombinations.DotNet.verified.docx
@@ -278,7 +278,7 @@
         <w:contextualSpacing/>
       </w:pPr>
       <w:r>
-        <w:t xml:space="preserve">Item with embedded table:</w:t>
+        <w:t xml:space="preserve">Item with embedded table: </w:t>
       </w:r>
     </w:p>
     <w:tbl>
@@ -662,7 +662,7 @@
         <w:contextualSpacing/>
       </w:pPr>
       <w:r>
-        <w:t xml:space="preserve">Level 1 bullet</w:t>
+        <w:t xml:space="preserve">Level 1 bullet </w:t>
       </w:r>
     </w:p>
     <w:p>
@@ -675,7 +675,7 @@
         <w:contextualSpacing/>
       </w:pPr>
       <w:r>
-        <w:t xml:space="preserve">Level 2 bullet</w:t>
+        <w:t xml:space="preserve">Level 2 bullet </w:t>
       </w:r>
     </w:p>
     <w:p>
@@ -720,7 +720,7 @@
         <w:contextualSpacing/>
       </w:pPr>
       <w:r>
-        <w:t xml:space="preserve">Level 1 ordered</w:t>
+        <w:t xml:space="preserve">Level 1 ordered </w:t>
       </w:r>
     </w:p>
     <w:p>
@@ -733,7 +733,7 @@
         <w:contextualSpacing/>
       </w:pPr>
       <w:r>
-        <w:t xml:space="preserve">Level 2 ordered</w:t>
+        <w:t xml:space="preserve">Level 2 ordered </w:t>
       </w:r>
     </w:p>
     <w:p>
@@ -770,7 +770,7 @@
         <w:contextualSpacing/>
       </w:pPr>
       <w:r>
-        <w:t xml:space="preserve">Ordered item</w:t>
+        <w:t xml:space="preserve">Ordered item </w:t>
       </w:r>
     </w:p>
     <w:p>
@@ -783,7 +783,7 @@
         <w:contextualSpacing/>
       </w:pPr>
       <w:r>
-        <w:t xml:space="preserve">Unordered child</w:t>
+        <w:t xml:space="preserve">Unordered child </w:t>
       </w:r>
     </w:p>
     <w:p>
@@ -1199,7 +1199,7 @@
         <w:rPr>
           <w:shd w:val="clear" w:fill="F0F0F0"/>
         </w:rPr>
-        <w:t xml:space="preserve">Indented, justified, 1.8 line-height with </w:t>
+        <w:t xml:space="preserve"> Indented, justified, 1.8 line-height with </w:t>
       </w:r>
       <w:r>
         <w:rPr>
@@ -1239,7 +1239,7 @@
         <w:rPr>
           <w:shd w:val="clear" w:fill="F0F0F0"/>
         </w:rPr>
-        <w:t xml:space="preserve"> inside a bordered background div.</w:t>
+        <w:t xml:space="preserve"> inside a bordered background div. </w:t>
       </w:r>
     </w:p>
     <w:p>
@@ -1657,7 +1657,7 @@
     </w:p>
     <w:p>
       <w:r>
-        <w:t xml:space="preserve">Contact </w:t>
+        <w:t xml:space="preserve"> Contact </w:t>
       </w:r>
       <w:r>
         <w:rPr>
@@ -1677,6 +1677,9 @@
           <w:t xml:space="preserve">john@example.com</w:t>
         </w:r>
       </w:hyperlink>
+      <w:r>
+        <w:t xml:space="preserve"> </w:t>
+      </w:r>
     </w:p>
     <w:p>
       <w:r>

--- a/src/OpenXmlHtml.Tests/WordNestedComboTests.NestedCombinations.DotNet.verified.docx
+++ b/src/OpenXmlHtml.Tests/WordNestedComboTests.NestedCombinations.DotNet.verified.docx
@@ -284,6 +284,7 @@
     <w:tbl>
       <w:tblPr>
         <w:tblW w:w="0" w:type="auto"/>
+        <w:tblInd w:w="480" w:type="dxa"/>
         <w:tblBorders>
           <w:top w:val="single" w:color="auto" w:sz="4" w:space="0"/>
           <w:left w:val="single" w:color="auto" w:sz="4" w:space="0"/>
